--- a/labsession-05/WAD_Exercise_5_Solution.docx
+++ b/labsession-05/WAD_Exercise_5_Solution.docx
@@ -405,358 +405,19 @@
           <w:szCs w:val="22"/>
           <w:lang w:val="en-US"/>
         </w:rPr>
-        <mc:AlternateContent>
-          <mc:Choice Requires="wps">
-            <w:drawing>
-              <wp:anchor distT="0" distB="0" distL="114300" distR="114300" simplePos="0" relativeHeight="251666432" behindDoc="0" locked="0" layoutInCell="1" allowOverlap="1" wp14:anchorId="45FB724A" wp14:editId="0E86BB54">
-                <wp:simplePos x="0" y="0"/>
-                <wp:positionH relativeFrom="column">
-                  <wp:posOffset>2952115</wp:posOffset>
-                </wp:positionH>
-                <wp:positionV relativeFrom="paragraph">
-                  <wp:posOffset>3379194</wp:posOffset>
-                </wp:positionV>
-                <wp:extent cx="245165" cy="231913"/>
-                <wp:effectExtent l="0" t="0" r="0" b="0"/>
-                <wp:wrapNone/>
-                <wp:docPr id="1955565993" name="Text Box 7"/>
-                <wp:cNvGraphicFramePr/>
-                <a:graphic xmlns:a="http://schemas.openxmlformats.org/drawingml/2006/main">
-                  <a:graphicData uri="http://schemas.microsoft.com/office/word/2010/wordprocessingShape">
-                    <wps:wsp>
-                      <wps:cNvSpPr txBox="1"/>
-                      <wps:spPr>
-                        <a:xfrm>
-                          <a:off x="0" y="0"/>
-                          <a:ext cx="245165" cy="231913"/>
-                        </a:xfrm>
-                        <a:prstGeom prst="rect">
-                          <a:avLst/>
-                        </a:prstGeom>
-                        <a:noFill/>
-                        <a:ln w="6350">
-                          <a:noFill/>
-                        </a:ln>
-                      </wps:spPr>
-                      <wps:txbx>
-                        <w:txbxContent>
-                          <w:p>
-                            <w:pPr>
-                              <w:rPr>
-                                <w:sz w:val="16"/>
-                                <w:szCs w:val="16"/>
-                                <w:lang w:val="en-US"/>
-                              </w:rPr>
-                            </w:pPr>
-                            <w:r>
-                              <w:rPr>
-                                <w:sz w:val="16"/>
-                                <w:szCs w:val="16"/>
-                                <w:lang w:val="en-US"/>
-                              </w:rPr>
-                              <w:t>O</w:t>
-                            </w:r>
-                          </w:p>
-                        </w:txbxContent>
-                      </wps:txbx>
-                      <wps:bodyPr rot="0" spcFirstLastPara="0" vertOverflow="overflow" horzOverflow="overflow" vert="horz" wrap="square" lIns="91440" tIns="45720" rIns="91440" bIns="45720" numCol="1" spcCol="0" rtlCol="0" fromWordArt="0" anchor="t" anchorCtr="0" forceAA="0" compatLnSpc="1">
-                        <a:prstTxWarp prst="textNoShape">
-                          <a:avLst/>
-                        </a:prstTxWarp>
-                        <a:noAutofit/>
-                      </wps:bodyPr>
-                    </wps:wsp>
-                  </a:graphicData>
-                </a:graphic>
-                <wp14:sizeRelH relativeFrom="margin">
-                  <wp14:pctWidth>0</wp14:pctWidth>
-                </wp14:sizeRelH>
-                <wp14:sizeRelV relativeFrom="margin">
-                  <wp14:pctHeight>0</wp14:pctHeight>
-                </wp14:sizeRelV>
-              </wp:anchor>
-            </w:drawing>
-          </mc:Choice>
-          <mc:Fallback>
-            <w:pict>
-              <v:shapetype w14:anchorId="45FB724A" id="_x0000_t202" coordsize="21600,21600" o:spt="202" path="m,l,21600r21600,l21600,xe">
-                <v:stroke joinstyle="miter"/>
-                <v:path gradientshapeok="t" o:connecttype="rect"/>
-              </v:shapetype>
-              <v:shape id="Text Box 7" o:spid="_x0000_s1026" type="#_x0000_t202" style="position:absolute;left:0;text-align:left;margin-left:232.45pt;margin-top:266.1pt;width:19.3pt;height:18.25pt;z-index:251666432;visibility:visible;mso-wrap-style:square;mso-width-percent:0;mso-height-percent:0;mso-wrap-distance-left:9pt;mso-wrap-distance-top:0;mso-wrap-distance-right:9pt;mso-wrap-distance-bottom:0;mso-position-horizontal:absolute;mso-position-horizontal-relative:text;mso-position-vertical:absolute;mso-position-vertical-relative:text;mso-width-percent:0;mso-height-percent:0;mso-width-relative:margin;mso-height-relative:margin;v-text-anchor:top" o:gfxdata="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" filled="f" stroked="f" strokeweight=".5pt">
-                <v:textbox>
-                  <w:txbxContent>
-                    <w:p>
-                      <w:pPr>
-                        <w:rPr>
-                          <w:sz w:val="16"/>
-                          <w:szCs w:val="16"/>
-                          <w:lang w:val="en-US"/>
-                        </w:rPr>
-                      </w:pPr>
-                      <w:r>
-                        <w:rPr>
-                          <w:sz w:val="16"/>
-                          <w:szCs w:val="16"/>
-                          <w:lang w:val="en-US"/>
-                        </w:rPr>
-                        <w:t>O</w:t>
-                      </w:r>
-                    </w:p>
-                  </w:txbxContent>
-                </v:textbox>
-              </v:shape>
-            </w:pict>
-          </mc:Fallback>
-        </mc:AlternateContent>
-      </w:r>
-      <w:r>
-        <w:rPr>
-          <w:rFonts w:ascii="Times New Roman" w:hAnsi="Times New Roman" w:cs="Times New Roman"/>
-          <w:noProof/>
-          <w:sz w:val="22"/>
-          <w:szCs w:val="22"/>
-          <w:lang w:val="en-US"/>
-        </w:rPr>
-        <mc:AlternateContent>
-          <mc:Choice Requires="wps">
-            <w:drawing>
-              <wp:anchor distT="0" distB="0" distL="114300" distR="114300" simplePos="0" relativeHeight="251664384" behindDoc="0" locked="0" layoutInCell="1" allowOverlap="1" wp14:anchorId="0470D28D" wp14:editId="20664856">
-                <wp:simplePos x="0" y="0"/>
-                <wp:positionH relativeFrom="column">
-                  <wp:posOffset>3849011</wp:posOffset>
-                </wp:positionH>
-                <wp:positionV relativeFrom="paragraph">
-                  <wp:posOffset>2869565</wp:posOffset>
-                </wp:positionV>
-                <wp:extent cx="245165" cy="231913"/>
-                <wp:effectExtent l="0" t="0" r="0" b="0"/>
-                <wp:wrapNone/>
-                <wp:docPr id="1897720870" name="Text Box 7"/>
-                <wp:cNvGraphicFramePr/>
-                <a:graphic xmlns:a="http://schemas.openxmlformats.org/drawingml/2006/main">
-                  <a:graphicData uri="http://schemas.microsoft.com/office/word/2010/wordprocessingShape">
-                    <wps:wsp>
-                      <wps:cNvSpPr txBox="1"/>
-                      <wps:spPr>
-                        <a:xfrm>
-                          <a:off x="0" y="0"/>
-                          <a:ext cx="245165" cy="231913"/>
-                        </a:xfrm>
-                        <a:prstGeom prst="rect">
-                          <a:avLst/>
-                        </a:prstGeom>
-                        <a:noFill/>
-                        <a:ln w="6350">
-                          <a:noFill/>
-                        </a:ln>
-                      </wps:spPr>
-                      <wps:txbx>
-                        <w:txbxContent>
-                          <w:p>
-                            <w:pPr>
-                              <w:rPr>
-                                <w:sz w:val="16"/>
-                                <w:szCs w:val="16"/>
-                                <w:lang w:val="en-US"/>
-                              </w:rPr>
-                            </w:pPr>
-                            <w:r>
-                              <w:rPr>
-                                <w:sz w:val="16"/>
-                                <w:szCs w:val="16"/>
-                                <w:lang w:val="en-US"/>
-                              </w:rPr>
-                              <w:t>N</w:t>
-                            </w:r>
-                          </w:p>
-                        </w:txbxContent>
-                      </wps:txbx>
-                      <wps:bodyPr rot="0" spcFirstLastPara="0" vertOverflow="overflow" horzOverflow="overflow" vert="horz" wrap="square" lIns="91440" tIns="45720" rIns="91440" bIns="45720" numCol="1" spcCol="0" rtlCol="0" fromWordArt="0" anchor="t" anchorCtr="0" forceAA="0" compatLnSpc="1">
-                        <a:prstTxWarp prst="textNoShape">
-                          <a:avLst/>
-                        </a:prstTxWarp>
-                        <a:noAutofit/>
-                      </wps:bodyPr>
-                    </wps:wsp>
-                  </a:graphicData>
-                </a:graphic>
-                <wp14:sizeRelH relativeFrom="margin">
-                  <wp14:pctWidth>0</wp14:pctWidth>
-                </wp14:sizeRelH>
-                <wp14:sizeRelV relativeFrom="margin">
-                  <wp14:pctHeight>0</wp14:pctHeight>
-                </wp14:sizeRelV>
-              </wp:anchor>
-            </w:drawing>
-          </mc:Choice>
-          <mc:Fallback>
-            <w:pict>
-              <v:shape w14:anchorId="0470D28D" id="_x0000_s1027" type="#_x0000_t202" style="position:absolute;left:0;text-align:left;margin-left:303.05pt;margin-top:225.95pt;width:19.3pt;height:18.25pt;z-index:251664384;visibility:visible;mso-wrap-style:square;mso-width-percent:0;mso-height-percent:0;mso-wrap-distance-left:9pt;mso-wrap-distance-top:0;mso-wrap-distance-right:9pt;mso-wrap-distance-bottom:0;mso-position-horizontal:absolute;mso-position-horizontal-relative:text;mso-position-vertical:absolute;mso-position-vertical-relative:text;mso-width-percent:0;mso-height-percent:0;mso-width-relative:margin;mso-height-relative:margin;v-text-anchor:top" o:gfxdata="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" filled="f" stroked="f" strokeweight=".5pt">
-                <v:textbox>
-                  <w:txbxContent>
-                    <w:p>
-                      <w:pPr>
-                        <w:rPr>
-                          <w:sz w:val="16"/>
-                          <w:szCs w:val="16"/>
-                          <w:lang w:val="en-US"/>
-                        </w:rPr>
-                      </w:pPr>
-                      <w:r>
-                        <w:rPr>
-                          <w:sz w:val="16"/>
-                          <w:szCs w:val="16"/>
-                          <w:lang w:val="en-US"/>
-                        </w:rPr>
-                        <w:t>N</w:t>
-                      </w:r>
-                    </w:p>
-                  </w:txbxContent>
-                </v:textbox>
-              </v:shape>
-            </w:pict>
-          </mc:Fallback>
-        </mc:AlternateContent>
-      </w:r>
-      <w:r>
-        <w:rPr>
-          <w:rFonts w:ascii="Times New Roman" w:hAnsi="Times New Roman" w:cs="Times New Roman"/>
-          <w:noProof/>
-          <w:sz w:val="22"/>
-          <w:szCs w:val="22"/>
-          <w:lang w:val="en-US"/>
-        </w:rPr>
-        <mc:AlternateContent>
-          <mc:Choice Requires="wpi">
-            <w:drawing>
-              <wp:anchor distT="0" distB="0" distL="114300" distR="114300" simplePos="0" relativeHeight="251663360" behindDoc="0" locked="0" layoutInCell="1" allowOverlap="1" wp14:anchorId="12D27071" wp14:editId="72550902">
-                <wp:simplePos x="0" y="0"/>
-                <wp:positionH relativeFrom="column">
-                  <wp:posOffset>3080050</wp:posOffset>
-                </wp:positionH>
-                <wp:positionV relativeFrom="paragraph">
-                  <wp:posOffset>3498842</wp:posOffset>
-                </wp:positionV>
-                <wp:extent cx="360" cy="360"/>
-                <wp:effectExtent l="50800" t="76200" r="63500" b="76200"/>
-                <wp:wrapNone/>
-                <wp:docPr id="706353279" name="Ink 6"/>
-                <wp:cNvGraphicFramePr/>
-                <a:graphic xmlns:a="http://schemas.openxmlformats.org/drawingml/2006/main">
-                  <a:graphicData uri="http://schemas.microsoft.com/office/word/2010/wordprocessingInk">
-                    <w14:contentPart bwMode="auto" r:id="rId7">
-                      <w14:nvContentPartPr>
-                        <w14:cNvContentPartPr/>
-                      </w14:nvContentPartPr>
-                      <w14:xfrm>
-                        <a:off x="0" y="0"/>
-                        <a:ext cx="360" cy="360"/>
-                      </w14:xfrm>
-                    </w14:contentPart>
-                  </a:graphicData>
-                </a:graphic>
-              </wp:anchor>
-            </w:drawing>
-          </mc:Choice>
-          <mc:Fallback>
-            <w:pict>
-              <v:shapetype w14:anchorId="1D491BC2" id="_x0000_t75" coordsize="21600,21600" o:spt="75" o:preferrelative="t" path="m@4@5l@4@11@9@11@9@5xe" filled="f" stroked="f">
-                <v:stroke joinstyle="miter"/>
-                <v:formulas>
-                  <v:f eqn="if lineDrawn pixelLineWidth 0"/>
-                  <v:f eqn="sum @0 1 0"/>
-                  <v:f eqn="sum 0 0 @1"/>
-                  <v:f eqn="prod @2 1 2"/>
-                  <v:f eqn="prod @3 21600 pixelWidth"/>
-                  <v:f eqn="prod @3 21600 pixelHeight"/>
-                  <v:f eqn="sum @0 0 1"/>
-                  <v:f eqn="prod @6 1 2"/>
-                  <v:f eqn="prod @7 21600 pixelWidth"/>
-                  <v:f eqn="sum @8 21600 0"/>
-                  <v:f eqn="prod @7 21600 pixelHeight"/>
-                  <v:f eqn="sum @10 21600 0"/>
-                </v:formulas>
-                <v:path o:extrusionok="f" gradientshapeok="t" o:connecttype="rect"/>
-                <o:lock v:ext="edit" aspectratio="t"/>
-              </v:shapetype>
-              <v:shape id="Ink 6" o:spid="_x0000_s1026" type="#_x0000_t75" style="position:absolute;margin-left:239.65pt;margin-top:272.65pt;width:5.7pt;height:5.7pt;z-index:251663360;visibility:visible;mso-wrap-style:square;mso-wrap-distance-left:9pt;mso-wrap-distance-top:0;mso-wrap-distance-right:9pt;mso-wrap-distance-bottom:0;mso-position-horizontal:absolute;mso-position-horizontal-relative:text;mso-position-vertical:absolute;mso-position-vertical-relative:text" o:gfxdata="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">
-                <v:imagedata r:id="rId8" o:title=""/>
-              </v:shape>
-            </w:pict>
-          </mc:Fallback>
-        </mc:AlternateContent>
-      </w:r>
-      <w:r>
-        <w:rPr>
-          <w:rFonts w:ascii="Times New Roman" w:hAnsi="Times New Roman" w:cs="Times New Roman"/>
-          <w:noProof/>
-          <w:sz w:val="22"/>
-          <w:szCs w:val="22"/>
-          <w:lang w:val="en-US"/>
-        </w:rPr>
-        <mc:AlternateContent>
-          <mc:Choice Requires="wpi">
-            <w:drawing>
-              <wp:anchor distT="0" distB="0" distL="114300" distR="114300" simplePos="0" relativeHeight="251662336" behindDoc="0" locked="0" layoutInCell="1" allowOverlap="1" wp14:anchorId="0EADBEAF" wp14:editId="0D3605A9">
-                <wp:simplePos x="0" y="0"/>
-                <wp:positionH relativeFrom="column">
-                  <wp:posOffset>3981130</wp:posOffset>
-                </wp:positionH>
-                <wp:positionV relativeFrom="paragraph">
-                  <wp:posOffset>2968922</wp:posOffset>
-                </wp:positionV>
-                <wp:extent cx="360" cy="360"/>
-                <wp:effectExtent l="50800" t="76200" r="63500" b="76200"/>
-                <wp:wrapNone/>
-                <wp:docPr id="362755264" name="Ink 3"/>
-                <wp:cNvGraphicFramePr/>
-                <a:graphic xmlns:a="http://schemas.openxmlformats.org/drawingml/2006/main">
-                  <a:graphicData uri="http://schemas.microsoft.com/office/word/2010/wordprocessingInk">
-                    <w14:contentPart bwMode="auto" r:id="rId9">
-                      <w14:nvContentPartPr>
-                        <w14:cNvContentPartPr/>
-                      </w14:nvContentPartPr>
-                      <w14:xfrm>
-                        <a:off x="0" y="0"/>
-                        <a:ext cx="360" cy="360"/>
-                      </w14:xfrm>
-                    </w14:contentPart>
-                  </a:graphicData>
-                </a:graphic>
-              </wp:anchor>
-            </w:drawing>
-          </mc:Choice>
-          <mc:Fallback>
-            <w:pict>
-              <v:shape w14:anchorId="38CB0837" id="Ink 3" o:spid="_x0000_s1026" type="#_x0000_t75" style="position:absolute;margin-left:310.65pt;margin-top:230.9pt;width:5.7pt;height:5.7pt;z-index:251662336;visibility:visible;mso-wrap-style:square;mso-wrap-distance-left:9pt;mso-wrap-distance-top:0;mso-wrap-distance-right:9pt;mso-wrap-distance-bottom:0;mso-position-horizontal:absolute;mso-position-horizontal-relative:text;mso-position-vertical:absolute;mso-position-vertical-relative:text" o:gfxdata="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">
-                <v:imagedata r:id="rId8" o:title=""/>
-              </v:shape>
-            </w:pict>
-          </mc:Fallback>
-        </mc:AlternateContent>
-      </w:r>
-      <w:r>
-        <w:rPr>
-          <w:rFonts w:ascii="Times New Roman" w:hAnsi="Times New Roman" w:cs="Times New Roman"/>
-          <w:noProof/>
-          <w:sz w:val="22"/>
-          <w:szCs w:val="22"/>
-          <w:lang w:val="en-US"/>
-        </w:rPr>
         <w:drawing>
-          <wp:anchor distT="0" distB="0" distL="114300" distR="114300" simplePos="0" relativeHeight="251658240" behindDoc="0" locked="0" layoutInCell="1" allowOverlap="1" wp14:anchorId="78C263B9" wp14:editId="56BE21E2">
+          <wp:anchor distT="0" distB="0" distL="114300" distR="114300" simplePos="0" relativeHeight="251662336" behindDoc="0" locked="0" layoutInCell="1" allowOverlap="1" wp14:anchorId="0850D1FD" wp14:editId="579670F4">
             <wp:simplePos x="0" y="0"/>
             <wp:positionH relativeFrom="column">
-              <wp:posOffset>185595</wp:posOffset>
+              <wp:posOffset>-41275</wp:posOffset>
             </wp:positionH>
             <wp:positionV relativeFrom="paragraph">
-              <wp:posOffset>290830</wp:posOffset>
+              <wp:posOffset>249555</wp:posOffset>
             </wp:positionV>
-            <wp:extent cx="5520690" cy="4145915"/>
-            <wp:effectExtent l="0" t="0" r="3810" b="0"/>
+            <wp:extent cx="5831840" cy="3950335"/>
+            <wp:effectExtent l="0" t="0" r="0" b="0"/>
             <wp:wrapSquare wrapText="bothSides"/>
-            <wp:docPr id="400700284" name="Picture 1"/>
+            <wp:docPr id="327103915" name="Picture 5" descr="A diagram of a software system&#10;&#10;AI-generated content may be incorrect."/>
             <wp:cNvGraphicFramePr>
               <a:graphicFrameLocks xmlns:a="http://schemas.openxmlformats.org/drawingml/2006/main" noChangeAspect="1"/>
             </wp:cNvGraphicFramePr>
@@ -764,38 +425,29 @@
               <a:graphicData uri="http://schemas.openxmlformats.org/drawingml/2006/picture">
                 <pic:pic xmlns:pic="http://schemas.openxmlformats.org/drawingml/2006/picture">
                   <pic:nvPicPr>
-                    <pic:cNvPr id="400700284" name="Picture 400700284"/>
+                    <pic:cNvPr id="327103915" name="Picture 5" descr="A diagram of a software system&#10;&#10;AI-generated content may be incorrect."/>
                     <pic:cNvPicPr/>
                   </pic:nvPicPr>
-                  <pic:blipFill rotWithShape="1">
-                    <a:blip r:embed="rId10" cstate="print">
+                  <pic:blipFill>
+                    <a:blip r:embed="rId7" cstate="print">
                       <a:extLst>
                         <a:ext uri="{28A0092B-C50C-407E-A947-70E740481C1C}">
                           <a14:useLocalDpi xmlns:a14="http://schemas.microsoft.com/office/drawing/2010/main" val="0"/>
                         </a:ext>
                       </a:extLst>
                     </a:blip>
-                    <a:srcRect r="5328"/>
                     <a:stretch>
                       <a:fillRect/>
                     </a:stretch>
                   </pic:blipFill>
-                  <pic:spPr bwMode="auto">
+                  <pic:spPr>
                     <a:xfrm>
                       <a:off x="0" y="0"/>
-                      <a:ext cx="5520690" cy="4145915"/>
+                      <a:ext cx="5831840" cy="3950335"/>
                     </a:xfrm>
                     <a:prstGeom prst="rect">
                       <a:avLst/>
                     </a:prstGeom>
-                    <a:ln>
-                      <a:noFill/>
-                    </a:ln>
-                    <a:extLst>
-                      <a:ext uri="{53640926-AAD7-44D8-BBD7-CCE9431645EC}">
-                        <a14:shadowObscured xmlns:a14="http://schemas.microsoft.com/office/drawing/2010/main"/>
-                      </a:ext>
-                    </a:extLst>
                   </pic:spPr>
                 </pic:pic>
               </a:graphicData>
@@ -821,9 +473,7 @@
     </w:p>
     <w:p>
       <w:pPr>
-        <w:pStyle w:val="ListParagraph"/>
         <w:spacing w:before="240"/>
-        <w:ind w:left="360"/>
         <w:rPr>
           <w:rFonts w:ascii="Times New Roman" w:hAnsi="Times New Roman" w:cs="Times New Roman"/>
           <w:sz w:val="22"/>
@@ -1266,7 +916,7 @@
                     </pic:cNvPicPr>
                   </pic:nvPicPr>
                   <pic:blipFill>
-                    <a:blip r:embed="rId11">
+                    <a:blip r:embed="rId8">
                       <a:extLst>
                         <a:ext uri="{28A0092B-C50C-407E-A947-70E740481C1C}">
                           <a14:useLocalDpi xmlns:a14="http://schemas.microsoft.com/office/drawing/2010/main" val="0"/>
@@ -1524,7 +1174,7 @@
                     <pic:cNvPicPr/>
                   </pic:nvPicPr>
                   <pic:blipFill>
-                    <a:blip r:embed="rId12">
+                    <a:blip r:embed="rId9">
                       <a:extLst>
                         <a:ext uri="{28A0092B-C50C-407E-A947-70E740481C1C}">
                           <a14:useLocalDpi xmlns:a14="http://schemas.microsoft.com/office/drawing/2010/main" val="0"/>
@@ -1570,8 +1220,8 @@
       </w:pPr>
     </w:p>
     <w:sectPr>
-      <w:headerReference w:type="default" r:id="rId13"/>
-      <w:footerReference w:type="default" r:id="rId14"/>
+      <w:headerReference w:type="default" r:id="rId10"/>
+      <w:footerReference w:type="default" r:id="rId11"/>
       <w:pgSz w:w="11906" w:h="16838"/>
       <w:pgMar w:top="1134" w:right="1361" w:bottom="1134" w:left="1361" w:header="708" w:footer="708" w:gutter="0"/>
       <w:cols w:space="708"/>
@@ -3586,62 +3236,6 @@
 </w:styles>
 </file>
 
-<file path=word/ink/ink1.xml><?xml version="1.0" encoding="utf-8"?>
-<inkml:ink xmlns:inkml="http://www.w3.org/2003/InkML">
-  <inkml:definitions>
-    <inkml:context xml:id="ctx0">
-      <inkml:inkSource xml:id="inkSrc0">
-        <inkml:traceFormat>
-          <inkml:channel name="X" type="integer" min="-2.14748E9" max="2.14748E9" units="cm"/>
-          <inkml:channel name="Y" type="integer" min="-2.14748E9" max="2.14748E9" units="cm"/>
-          <inkml:channel name="F" type="integer" max="32767" units="dev"/>
-        </inkml:traceFormat>
-        <inkml:channelProperties>
-          <inkml:channelProperty channel="X" name="resolution" value="1000" units="1/cm"/>
-          <inkml:channelProperty channel="Y" name="resolution" value="1000" units="1/cm"/>
-          <inkml:channelProperty channel="F" name="resolution" value="0" units="1/dev"/>
-        </inkml:channelProperties>
-      </inkml:inkSource>
-      <inkml:timestamp xml:id="ts0" timeString="2026-02-28T04:26:31.608"/>
-    </inkml:context>
-    <inkml:brush xml:id="br0">
-      <inkml:brushProperty name="width" value="0.2" units="cm"/>
-      <inkml:brushProperty name="height" value="0.2" units="cm"/>
-      <inkml:brushProperty name="color" value="#FFFFFF"/>
-    </inkml:brush>
-  </inkml:definitions>
-  <inkml:trace contextRef="#ctx0" brushRef="#br0">0 0 24575,'0'0'0</inkml:trace>
-</inkml:ink>
-</file>
-
-<file path=word/ink/ink2.xml><?xml version="1.0" encoding="utf-8"?>
-<inkml:ink xmlns:inkml="http://www.w3.org/2003/InkML">
-  <inkml:definitions>
-    <inkml:context xml:id="ctx0">
-      <inkml:inkSource xml:id="inkSrc0">
-        <inkml:traceFormat>
-          <inkml:channel name="X" type="integer" min="-2.14748E9" max="2.14748E9" units="cm"/>
-          <inkml:channel name="Y" type="integer" min="-2.14748E9" max="2.14748E9" units="cm"/>
-          <inkml:channel name="F" type="integer" max="32767" units="dev"/>
-        </inkml:traceFormat>
-        <inkml:channelProperties>
-          <inkml:channelProperty channel="X" name="resolution" value="1000" units="1/cm"/>
-          <inkml:channelProperty channel="Y" name="resolution" value="1000" units="1/cm"/>
-          <inkml:channelProperty channel="F" name="resolution" value="0" units="1/dev"/>
-        </inkml:channelProperties>
-      </inkml:inkSource>
-      <inkml:timestamp xml:id="ts0" timeString="2026-02-28T04:26:15.158"/>
-    </inkml:context>
-    <inkml:brush xml:id="br0">
-      <inkml:brushProperty name="width" value="0.2" units="cm"/>
-      <inkml:brushProperty name="height" value="0.2" units="cm"/>
-      <inkml:brushProperty name="color" value="#FFFFFF"/>
-    </inkml:brush>
-  </inkml:definitions>
-  <inkml:trace contextRef="#ctx0" brushRef="#br0">1 0 24575,'0'0'0</inkml:trace>
-</inkml:ink>
-</file>
-
 <file path=word/theme/theme1.xml><?xml version="1.0" encoding="utf-8"?>
 <a:theme xmlns:a="http://schemas.openxmlformats.org/drawingml/2006/main" name="Office Theme">
   <a:themeElements>
